--- a/data/drop/short-risk/美股短线反弹风险监控_2026-08-26.docx
+++ b/data/drop/short-risk/美股短线反弹风险监控_2026-08-26.docx
@@ -745,7 +745,7 @@
     </w:p>
     <w:p>
       <w:r>
-        <w:t>指标摘要：RSI6/RSI12=75.8/70.7；K/D/J=85.5/84.3/87.7；偏离MA20=22.63%；近5日涨幅=14.40%；量能=1.05倍。</w:t>
+        <w:t>指标摘要：RSI6/RSI12=75.8/70.7；K/D/J=85.5/84.3/87.7；偏离MA20=22.63%；近5日涨幅=14.40%；量能=1.06倍。</w:t>
       </w:r>
     </w:p>
     <w:p>
@@ -892,7 +892,7 @@
     </w:p>
     <w:p>
       <w:r>
-        <w:t>指标摘要：RSI6/RSI12=54.5/52.6；K/D/J=41.5/50.9/22.8；偏离MA20=5.67%；近5日涨幅=1.01%；量能=1.18倍。</w:t>
+        <w:t>指标摘要：RSI6/RSI12=54.5/52.6；K/D/J=41.5/50.9/22.8；偏离MA20=5.67%；近5日涨幅=1.01%；量能=1.20倍。</w:t>
       </w:r>
     </w:p>
     <w:p>
@@ -975,7 +975,7 @@
     </w:p>
     <w:p>
       <w:r>
-        <w:t>指标摘要：RSI6/RSI12=40.7/47.9；K/D/J=16.6/23.8/2.3；偏离MA20=-3.12%；近5日涨幅=-3.15%；量能=0.39倍。</w:t>
+        <w:t>指标摘要：RSI6/RSI12=40.7/47.9；K/D/J=16.6/23.8/2.3；偏离MA20=-3.12%；近5日涨幅=-3.15%；量能=0.43倍。</w:t>
       </w:r>
     </w:p>
     <w:p>
@@ -1152,7 +1152,7 @@
     </w:p>
     <w:p>
       <w:r>
-        <w:t>指标摘要：RSI6/RSI12=39.4/45.0；K/D/J=21.0/28.9/5.1；偏离MA20=-8.89%；近5日涨幅=-6.90%；量能=0.34倍。</w:t>
+        <w:t>指标摘要：RSI6/RSI12=39.4/45.0；K/D/J=21.0/28.9/5.1；偏离MA20=-8.89%；近5日涨幅=-6.90%；量能=0.36倍。</w:t>
       </w:r>
     </w:p>
     <w:p>
@@ -1211,7 +1211,7 @@
     </w:p>
     <w:p>
       <w:r>
-        <w:t>指标摘要：RSI6/RSI12=35.9/45.7；K/D/J=35.2/54.0/-2.5；偏离MA20=-1.34%；近5日涨幅=-13.01%；量能=0.49倍。</w:t>
+        <w:t>指标摘要：RSI6/RSI12=35.9/45.7；K/D/J=35.9/54.3/-0.9；偏离MA20=-1.34%；近5日涨幅=-13.01%；量能=0.49倍。</w:t>
       </w:r>
     </w:p>
     <w:p>
@@ -1270,7 +1270,7 @@
     </w:p>
     <w:p>
       <w:r>
-        <w:t>指标摘要：RSI6/RSI12=35.3/45.0；K/D/J=16.1/25.1/-1.8；偏离MA20=-5.92%；近5日涨幅=-7.64%；量能=0.75倍。</w:t>
+        <w:t>指标摘要：RSI6/RSI12=35.3/45.0；K/D/J=16.1/25.1/-1.8；偏离MA20=-5.92%；近5日涨幅=-7.64%；量能=0.76倍。</w:t>
       </w:r>
     </w:p>
     <w:p>
